--- a/src/content/poetry/17-moskva-kak-mnogo-v-etom-zvuke/ru.docx
+++ b/src/content/poetry/17-moskva-kak-mnogo-v-etom-zvuke/ru.docx
@@ -13,17 +13,14 @@
           <w14:ligatures w14:val="none"/>
         </w:rPr>
       </w:pPr>
-      <w:bookmarkStart w:id="0" w:name="OLE_LINK1"/>
-      <w:r>
-        <w:rPr>
-          <w:rFonts w:ascii="Times New Roman" w:eastAsia="Times New Roman" w:hAnsi="Times New Roman" w:cs="Times New Roman"/>
-          <w:b/>
-          <w:bCs/>
-          <w:kern w:val="0"/>
-          <w:lang w:eastAsia="ru-RU"/>
-          <w14:ligatures w14:val="none"/>
-        </w:rPr>
-        <w:t>Москва! Как много в этом звуке</w:t>
+      <w:r>
+        <w:rPr>
+          <w:rFonts w:ascii="Times New Roman" w:eastAsia="Times New Roman" w:hAnsi="Times New Roman" w:cs="Times New Roman"/>
+          <w:kern w:val="0"/>
+          <w:lang w:eastAsia="ru-RU"/>
+          <w14:ligatures w14:val="none"/>
+        </w:rPr>
+        <w:t xml:space="preserve">Москва! Как много в этом звуке</w:t>
       </w:r>
     </w:p>
     <w:p>
@@ -1838,37 +1835,19 @@
     </w:p>
     <w:p>
       <w:pPr>
-        <w:spacing w:line="240" w:lineRule="auto"/>
-        <w:contextualSpacing/>
-        <w:rPr>
-          <w:rFonts w:ascii="Times New Roman" w:hAnsi="Times New Roman" w:cs="Times New Roman"/>
-        </w:rPr>
-      </w:pPr>
-    </w:p>
-    <w:p>
-      <w:pPr>
-        <w:spacing w:line="240" w:lineRule="auto"/>
-        <w:contextualSpacing/>
-        <w:rPr>
-          <w:rFonts w:ascii="Times New Roman" w:hAnsi="Times New Roman" w:cs="Times New Roman"/>
-        </w:rPr>
-      </w:pPr>
-      <w:r>
-        <w:rPr>
-          <w:rFonts w:ascii="Times New Roman" w:hAnsi="Times New Roman" w:cs="Times New Roman"/>
-        </w:rPr>
-        <w:lastRenderedPageBreak/>
-        <w:t>22.10.2025</w:t>
-      </w:r>
-    </w:p>
-    <w:p>
-      <w:pPr>
-        <w:spacing w:line="240" w:lineRule="auto"/>
-        <w:contextualSpacing/>
-        <w:rPr>
-          <w:rFonts w:ascii="Times New Roman" w:hAnsi="Times New Roman" w:cs="Times New Roman"/>
-        </w:rPr>
-      </w:pPr>
+        <w:spacing w:before="200"/>
+        <w:rPr>
+          <w:i/>
+          <w:iCs/>
+        </w:rPr>
+      </w:pPr>
+      <w:r>
+        <w:rPr>
+          <w:i/>
+          <w:iCs/>
+        </w:rPr>
+        <w:t xml:space="preserve">22.10.2025, Сергей Панкратиус</w:t>
+      </w:r>
     </w:p>
     <w:sectPr>
       <w:pgSz w:w="11906" w:h="16838"/>
